--- a/labs/lab3/writing-template.docx
+++ b/labs/lab3/writing-template.docx
@@ -411,7 +411,11 @@
       </w:r>
     </w:p>
     <w:bookmarkEnd w:id="30"/>
-    <w:sectPr/>
+    <w:sectPr>
+      <w:footnotePr>
+        <w:numRestart w:val="eachSect"/>
+      </w:footnotePr>
+    </w:sectPr>
   </w:body>
 </w:document>
 </file>
@@ -695,8 +699,6 @@
     </w:pPr>
     <w:rPr>
       <w:rFonts w:asciiTheme="majorHAnsi" w:cstheme="majorBidi" w:eastAsiaTheme="majorEastAsia" w:hAnsiTheme="majorHAnsi"/>
-      <w:spacing w:val="-10"/>
-      <w:kern w:val="28"/>
       <w:sz w:val="56"/>
       <w:szCs w:val="56"/>
     </w:rPr>
@@ -709,8 +711,6 @@
     <w:rsid w:val="00A10FD9"/>
     <w:rPr>
       <w:rFonts w:asciiTheme="majorHAnsi" w:cstheme="majorBidi" w:eastAsiaTheme="majorEastAsia" w:hAnsiTheme="majorHAnsi"/>
-      <w:spacing w:val="-10"/>
-      <w:kern w:val="28"/>
       <w:sz w:val="56"/>
       <w:szCs w:val="56"/>
     </w:rPr>
@@ -751,23 +751,31 @@
   </w:style>
   <w:style w:customStyle="1" w:styleId="Author" w:type="paragraph">
     <w:name w:val="Author"/>
+    <w:basedOn w:val="Title"/>
     <w:next w:val="BodyText"/>
     <w:qFormat/>
     <w:pPr>
       <w:keepNext/>
       <w:keepLines/>
-      <w:jc w:val="center"/>
-    </w:pPr>
+    </w:pPr>
+    <w:rPr>
+      <w:sz w:val="24"/>
+      <w:szCs w:val="24"/>
+    </w:rPr>
   </w:style>
   <w:style w:styleId="Date" w:type="paragraph">
     <w:name w:val="Date"/>
+    <w:basedOn w:val="Title"/>
     <w:next w:val="BodyText"/>
     <w:qFormat/>
     <w:pPr>
       <w:keepNext/>
       <w:keepLines/>
-      <w:jc w:val="center"/>
-    </w:pPr>
+    </w:pPr>
+    <w:rPr>
+      <w:sz w:val="24"/>
+      <w:szCs w:val="24"/>
+    </w:rPr>
   </w:style>
   <w:style w:customStyle="1" w:styleId="AbstractTitle" w:type="paragraph">
     <w:name w:val="Abstract Title"/>

--- a/labs/lab3/writing-template.docx
+++ b/labs/lab3/writing-template.docx
@@ -102,7 +102,7 @@
               <w:jc w:val="center"/>
             </w:pPr>
             <w:pPr>
-              <w:jc w:val="start"/>
+              <w:jc w:val="left"/>
               <w:spacing w:before="200"/>
               <w:pStyle w:val="ImageCaption"/>
             </w:pPr>
@@ -253,7 +253,7 @@
               <w:jc w:val="center"/>
             </w:pPr>
             <w:pPr>
-              <w:jc w:val="start"/>
+              <w:jc w:val="left"/>
               <w:spacing w:before="200"/>
               <w:pStyle w:val="ImageCaption"/>
             </w:pPr>
@@ -348,7 +348,7 @@
               <w:jc w:val="center"/>
             </w:pPr>
             <w:pPr>
-              <w:jc w:val="start"/>
+              <w:jc w:val="left"/>
               <w:spacing w:before="200"/>
               <w:pStyle w:val="ImageCaption"/>
             </w:pPr>

--- a/labs/lab3/writing-template.docx
+++ b/labs/lab3/writing-template.docx
@@ -26,7 +26,7 @@
         <w:t xml:space="preserve">Name:</w:t>
       </w:r>
     </w:p>
-    <w:bookmarkStart w:id="30" w:name="electrical-schematic"/>
+    <w:bookmarkStart w:id="33" w:name="electrical-schematic"/>
     <w:p>
       <w:pPr>
         <w:pStyle w:val="Heading2"/>
@@ -48,7 +48,144 @@
       <w:tr>
         <w:tc>
           <w:tcPr/>
-          <w:bookmarkStart w:id="24" w:name="fig-555-timer-schematic"/>
+          <w:bookmarkStart w:id="23" w:name="fig-inv-op-amp-schematic"/>
+          <w:p>
+            <w:pPr>
+              <w:pStyle w:val="Compact"/>
+              <w:jc w:val="center"/>
+            </w:pPr>
+            <w:r>
+              <w:drawing>
+                <wp:inline>
+                  <wp:extent cx="5334000" cy="3413525"/>
+                  <wp:effectExtent b="0" l="0" r="0" t="0"/>
+                  <wp:docPr descr="" title="" id="21" name="Picture"/>
+                  <a:graphic>
+                    <a:graphicData uri="http://schemas.openxmlformats.org/drawingml/2006/picture">
+                      <pic:pic>
+                        <pic:nvPicPr>
+                          <pic:cNvPr descr="./img/invertingoffsetamp.png" id="22" name="Picture"/>
+                          <pic:cNvPicPr>
+                            <a:picLocks noChangeArrowheads="1" noChangeAspect="1"/>
+                          </pic:cNvPicPr>
+                        </pic:nvPicPr>
+                        <pic:blipFill>
+                          <a:blip r:embed="rId20"/>
+                          <a:stretch>
+                            <a:fillRect/>
+                          </a:stretch>
+                        </pic:blipFill>
+                        <pic:spPr bwMode="auto">
+                          <a:xfrm>
+                            <a:off x="0" y="0"/>
+                            <a:ext cx="5334000" cy="3413525"/>
+                          </a:xfrm>
+                          <a:prstGeom prst="rect">
+                            <a:avLst/>
+                          </a:prstGeom>
+                          <a:noFill/>
+                          <a:ln w="9525">
+                            <a:noFill/>
+                            <a:headEnd/>
+                            <a:tailEnd/>
+                          </a:ln>
+                        </pic:spPr>
+                      </pic:pic>
+                    </a:graphicData>
+                  </a:graphic>
+                </wp:inline>
+              </w:drawing>
+            </w:r>
+          </w:p>
+          <w:p>
+            <w:pPr>
+              <w:jc w:val="center"/>
+            </w:pPr>
+            <w:pPr>
+              <w:jc w:val="left"/>
+              <w:spacing w:before="200"/>
+              <w:pStyle w:val="ImageCaption"/>
+            </w:pPr>
+            <w:r>
+              <w:t xml:space="preserve">Figure 1: Placeholder schematic for inverting offset amplifier circuit. Replace with yours.</w:t>
+            </w:r>
+          </w:p>
+          <w:bookmarkEnd w:id="23"/>
+        </w:tc>
+      </w:tr>
+    </w:tbl>
+    <w:p>
+      <w:pPr>
+        <w:pStyle w:val="BodyText"/>
+      </w:pPr>
+      <w:r>
+        <w:t xml:space="preserve">Insert the schematic for your inverting offset amplifier circuit here. Don’t forget your figure caption.</w:t>
+      </w:r>
+    </w:p>
+    <w:p>
+      <w:pPr>
+        <w:pStyle w:val="BodyText"/>
+      </w:pPr>
+      <w:r>
+        <w:t xml:space="preserve">Text and equations to explain function and design of the circuit.</w:t>
+      </w:r>
+      <w:r>
+        <w:t xml:space="preserve"> </w:t>
+      </w:r>
+      <w:r>
+        <w:t xml:space="preserve">The text and equations should address, highlight, and include:</w:t>
+      </w:r>
+    </w:p>
+    <w:p>
+      <w:pPr>
+        <w:pStyle w:val="Compact"/>
+        <w:numPr>
+          <w:ilvl w:val="0"/>
+          <w:numId w:val="1001"/>
+        </w:numPr>
+      </w:pPr>
+      <w:r>
+        <w:t xml:space="preserve">What circuit does</w:t>
+      </w:r>
+    </w:p>
+    <w:p>
+      <w:pPr>
+        <w:pStyle w:val="Compact"/>
+        <w:numPr>
+          <w:ilvl w:val="0"/>
+          <w:numId w:val="1001"/>
+        </w:numPr>
+      </w:pPr>
+      <w:r>
+        <w:t xml:space="preserve">How the circuit works</w:t>
+      </w:r>
+    </w:p>
+    <w:p>
+      <w:pPr>
+        <w:pStyle w:val="Compact"/>
+        <w:numPr>
+          <w:ilvl w:val="0"/>
+          <w:numId w:val="1001"/>
+        </w:numPr>
+      </w:pPr>
+      <w:r>
+        <w:t xml:space="preserve">Choice of components and values</w:t>
+      </w:r>
+    </w:p>
+    <w:tbl>
+      <w:tblPr>
+        <w:tblStyle w:val="Table"/>
+        <w:tblW w:type="pct" w:w="5000"/>
+        <w:tblLayout w:type="fixed"/>
+        <w:tblLook w:firstRow="0" w:lastRow="0" w:firstColumn="0" w:lastColumn="0" w:noHBand="0" w:noVBand="0" w:val="0000"/>
+      </w:tblPr>
+      <w:tblGrid>
+        <w:gridCol w:w="7920"/>
+      </w:tblGrid>
+      <w:tr>
+        <w:tc>
+          <w:tcPr/>
+          <w:bookmarkStart w:id="28" w:name="fig-555-timer-schematic"/>
           <w:p>
             <w:pPr>
               <w:pStyle w:val="Compact"/>
@@ -59,18 +196,18 @@
                 <wp:inline>
                   <wp:extent cx="5334000" cy="4163961"/>
                   <wp:effectExtent b="0" l="0" r="0" t="0"/>
-                  <wp:docPr descr="" title="" id="21" name="Picture"/>
+                  <wp:docPr descr="" title="" id="25" name="Picture"/>
                   <a:graphic>
                     <a:graphicData uri="http://schemas.openxmlformats.org/drawingml/2006/picture">
                       <pic:pic>
                         <pic:nvPicPr>
-                          <pic:cNvPr descr="./img/555-timer-example-schematic.png" id="22" name="Picture"/>
+                          <pic:cNvPr descr="./img/555-timer-example-schematic.png" id="26" name="Picture"/>
                           <pic:cNvPicPr>
                             <a:picLocks noChangeArrowheads="1" noChangeAspect="1"/>
                           </pic:cNvPicPr>
                         </pic:nvPicPr>
                         <pic:blipFill>
-                          <a:blip r:embed="rId20"/>
+                          <a:blip r:embed="rId24"/>
                           <a:stretch>
                             <a:fillRect/>
                           </a:stretch>
@@ -107,12 +244,12 @@
               <w:pStyle w:val="ImageCaption"/>
             </w:pPr>
             <w:r>
-              <w:t xml:space="preserve">Figure 1: Placeholder schematic for 555 timer circuit from</w:t>
+              <w:t xml:space="preserve">Figure 2: Placeholder schematic for 555 timer circuit from</w:t>
             </w:r>
             <w:r>
               <w:t xml:space="preserve"> </w:t>
             </w:r>
-            <w:hyperlink r:id="rId23">
+            <w:hyperlink r:id="rId27">
               <w:r>
                 <w:rPr>
                   <w:rStyle w:val="Hyperlink"/>
@@ -124,7 +261,7 @@
               <w:t xml:space="preserve">. Replace with yours.</w:t>
             </w:r>
           </w:p>
-          <w:bookmarkEnd w:id="24"/>
+          <w:bookmarkEnd w:id="28"/>
         </w:tc>
       </w:tr>
     </w:tbl>
@@ -133,7 +270,7 @@
         <w:pStyle w:val="BodyText"/>
       </w:pPr>
       <w:r>
-        <w:t xml:space="preserve">Insert the schematic for your 555 timer circuit here.</w:t>
+        <w:t xml:space="preserve">Insert the schematic for your 555 timer circuit here. Don’t forget your figure caption.</w:t>
       </w:r>
     </w:p>
     <w:p>
@@ -141,13 +278,13 @@
         <w:pStyle w:val="BodyText"/>
       </w:pPr>
       <w:r>
-        <w:t xml:space="preserve">Text to explain what the schematic means.</w:t>
+        <w:t xml:space="preserve">Text and equations to explain function and design of the circuit.</w:t>
       </w:r>
       <w:r>
         <w:t xml:space="preserve"> </w:t>
       </w:r>
       <w:r>
-        <w:t xml:space="preserve">The text should address and highlight:</w:t>
+        <w:t xml:space="preserve">The text and equations should address, highlight, and include:</w:t>
       </w:r>
     </w:p>
     <w:p>
@@ -155,7 +292,7 @@
         <w:pStyle w:val="Compact"/>
         <w:numPr>
           <w:ilvl w:val="0"/>
-          <w:numId w:val="1001"/>
+          <w:numId w:val="1002"/>
         </w:numPr>
       </w:pPr>
       <w:r>
@@ -167,7 +304,7 @@
         <w:pStyle w:val="Compact"/>
         <w:numPr>
           <w:ilvl w:val="0"/>
-          <w:numId w:val="1001"/>
+          <w:numId w:val="1002"/>
         </w:numPr>
       </w:pPr>
       <w:r>
@@ -179,7 +316,7 @@
         <w:pStyle w:val="Compact"/>
         <w:numPr>
           <w:ilvl w:val="0"/>
-          <w:numId w:val="1001"/>
+          <w:numId w:val="1002"/>
         </w:numPr>
       </w:pPr>
       <w:r>
@@ -199,7 +336,7 @@
       <w:tr>
         <w:tc>
           <w:tcPr/>
-          <w:bookmarkStart w:id="28" w:name="fig-transimpedance-amplifier-schematic"/>
+          <w:bookmarkStart w:id="32" w:name="fig-transimpedance-amplifier-schematic"/>
           <w:p>
             <w:pPr>
               <w:pStyle w:val="Compact"/>
@@ -210,18 +347,18 @@
                 <wp:inline>
                   <wp:extent cx="3958137" cy="1668939"/>
                   <wp:effectExtent b="0" l="0" r="0" t="0"/>
-                  <wp:docPr descr="" title="" id="26" name="Picture"/>
+                  <wp:docPr descr="" title="" id="30" name="Picture"/>
                   <a:graphic>
                     <a:graphicData uri="http://schemas.openxmlformats.org/drawingml/2006/picture">
                       <pic:pic>
                         <pic:nvPicPr>
-                          <pic:cNvPr descr="./img/transimpedance_3.png" id="27" name="Picture"/>
+                          <pic:cNvPr descr="./img/transimpedance_3.png" id="31" name="Picture"/>
                           <pic:cNvPicPr>
                             <a:picLocks noChangeArrowheads="1" noChangeAspect="1"/>
                           </pic:cNvPicPr>
                         </pic:nvPicPr>
                         <pic:blipFill>
-                          <a:blip r:embed="rId25"/>
+                          <a:blip r:embed="rId29"/>
                           <a:stretch>
                             <a:fillRect/>
                           </a:stretch>
@@ -258,10 +395,10 @@
               <w:pStyle w:val="ImageCaption"/>
             </w:pPr>
             <w:r>
-              <w:t xml:space="preserve">Figure 2: Placeholder schematic for transimpedance amplifier circuit. Replace with yours.</w:t>
+              <w:t xml:space="preserve">Figure 3: Placeholder schematic for transimpedance amplifier circuit. Replace with yours.</w:t>
             </w:r>
           </w:p>
-          <w:bookmarkEnd w:id="28"/>
+          <w:bookmarkEnd w:id="32"/>
         </w:tc>
       </w:tr>
     </w:tbl>
@@ -270,7 +407,7 @@
         <w:pStyle w:val="BodyText"/>
       </w:pPr>
       <w:r>
-        <w:t xml:space="preserve">Insert the schematic for your transimpedance amplifier here.</w:t>
+        <w:t xml:space="preserve">Insert the schematic for your transimpedance amplifier here. Don’t forget your figure caption.</w:t>
       </w:r>
     </w:p>
     <w:p>
@@ -278,100 +415,13 @@
         <w:pStyle w:val="BodyText"/>
       </w:pPr>
       <w:r>
-        <w:t xml:space="preserve">Text to explain what the schematic means.</w:t>
+        <w:t xml:space="preserve">Text and equations to explain function and design of the circuit.</w:t>
       </w:r>
       <w:r>
         <w:t xml:space="preserve"> </w:t>
       </w:r>
       <w:r>
-        <w:t xml:space="preserve">The text should address and highlight:</w:t>
-      </w:r>
-    </w:p>
-    <w:p>
-      <w:pPr>
-        <w:pStyle w:val="Compact"/>
-        <w:numPr>
-          <w:ilvl w:val="0"/>
-          <w:numId w:val="1002"/>
-        </w:numPr>
-      </w:pPr>
-      <w:r>
-        <w:t xml:space="preserve">What circuit does</w:t>
-      </w:r>
-    </w:p>
-    <w:p>
-      <w:pPr>
-        <w:pStyle w:val="Compact"/>
-        <w:numPr>
-          <w:ilvl w:val="0"/>
-          <w:numId w:val="1002"/>
-        </w:numPr>
-      </w:pPr>
-      <w:r>
-        <w:t xml:space="preserve">How the circuit works</w:t>
-      </w:r>
-    </w:p>
-    <w:p>
-      <w:pPr>
-        <w:pStyle w:val="Compact"/>
-        <w:numPr>
-          <w:ilvl w:val="0"/>
-          <w:numId w:val="1002"/>
-        </w:numPr>
-      </w:pPr>
-      <w:r>
-        <w:t xml:space="preserve">Choice of components and values</w:t>
-      </w:r>
-    </w:p>
-    <w:tbl>
-      <w:tblPr>
-        <w:tblStyle w:val="Table"/>
-        <w:tblW w:type="pct" w:w="5000"/>
-        <w:tblLayout w:type="fixed"/>
-        <w:tblLook w:firstRow="0" w:lastRow="0" w:firstColumn="0" w:lastColumn="0" w:noHBand="0" w:noVBand="0" w:val="0000"/>
-      </w:tblPr>
-      <w:tblGrid>
-        <w:gridCol w:w="7920"/>
-      </w:tblGrid>
-      <w:tr>
-        <w:tc>
-          <w:tcPr/>
-          <w:bookmarkStart w:id="29" w:name="fig-cuvette-holder"/>
-          <w:p>
-            <w:pPr>
-              <w:pStyle w:val="Compact"/>
-              <w:jc w:val="center"/>
-            </w:pPr>
-          </w:p>
-          <w:p>
-            <w:pPr>
-              <w:jc w:val="center"/>
-            </w:pPr>
-            <w:pPr>
-              <w:jc w:val="left"/>
-              <w:spacing w:before="200"/>
-              <w:pStyle w:val="ImageCaption"/>
-            </w:pPr>
-            <w:r>
-              <w:t xml:space="preserve">Figure 3: Placeholder mechanical drawing of cuvette holder for turbidity meter. Replace with yours.</w:t>
-            </w:r>
-          </w:p>
-          <w:bookmarkEnd w:id="29"/>
-        </w:tc>
-      </w:tr>
-    </w:tbl>
-    <w:p>
-      <w:pPr>
-        <w:pStyle w:val="BodyText"/>
-      </w:pPr>
-      <w:r>
-        <w:t xml:space="preserve">Text to explain what the mechanical drawing means.</w:t>
-      </w:r>
-      <w:r>
-        <w:t xml:space="preserve"> </w:t>
-      </w:r>
-      <w:r>
-        <w:t xml:space="preserve">The text should address and highlight:</w:t>
+        <w:t xml:space="preserve">The text and equations should address, highlight, and include:</w:t>
       </w:r>
     </w:p>
     <w:p>
@@ -383,7 +433,7 @@
         </w:numPr>
       </w:pPr>
       <w:r>
-        <w:t xml:space="preserve">General operation</w:t>
+        <w:t xml:space="preserve">What circuit does</w:t>
       </w:r>
     </w:p>
     <w:p>
@@ -395,7 +445,7 @@
         </w:numPr>
       </w:pPr>
       <w:r>
-        <w:t xml:space="preserve">Key dimensions</w:t>
+        <w:t xml:space="preserve">How the circuit works</w:t>
       </w:r>
     </w:p>
     <w:p>
@@ -407,10 +457,10 @@
         </w:numPr>
       </w:pPr>
       <w:r>
-        <w:t xml:space="preserve">Particular specific notes relevant to using the design</w:t>
-      </w:r>
-    </w:p>
-    <w:bookmarkEnd w:id="30"/>
+        <w:t xml:space="preserve">Choice of components and values</w:t>
+      </w:r>
+    </w:p>
+    <w:bookmarkEnd w:id="33"/>
     <w:sectPr>
       <w:footnotePr>
         <w:numRestart w:val="eachSect"/>

--- a/labs/lab3/writing-template.docx
+++ b/labs/lab3/writing-template.docx
@@ -15,7 +15,7 @@
         <w:pStyle w:val="Subtitle"/>
       </w:pPr>
       <w:r>
-        <w:t xml:space="preserve">Mechanical Drawings and Electrical Schematics</w:t>
+        <w:t xml:space="preserve">Electrical Schematics and Equations</w:t>
       </w:r>
     </w:p>
     <w:p>

--- a/labs/lab3/writing-template.docx
+++ b/labs/lab3/writing-template.docx
@@ -26,13 +26,13 @@
         <w:t xml:space="preserve">Name:</w:t>
       </w:r>
     </w:p>
-    <w:bookmarkStart w:id="33" w:name="electrical-schematic"/>
+    <w:bookmarkStart w:id="33" w:name="electrical-schematics"/>
     <w:p>
       <w:pPr>
         <w:pStyle w:val="Heading2"/>
       </w:pPr>
       <w:r>
-        <w:t xml:space="preserve">Electrical Schematic</w:t>
+        <w:t xml:space="preserve">Electrical Schematics</w:t>
       </w:r>
     </w:p>
     <w:tbl>
@@ -145,7 +145,7 @@
         </w:numPr>
       </w:pPr>
       <w:r>
-        <w:t xml:space="preserve">What circuit does</w:t>
+        <w:t xml:space="preserve">What the circuit does</w:t>
       </w:r>
     </w:p>
     <w:p>
@@ -296,7 +296,7 @@
         </w:numPr>
       </w:pPr>
       <w:r>
-        <w:t xml:space="preserve">What circuit does</w:t>
+        <w:t xml:space="preserve">What the circuit does</w:t>
       </w:r>
     </w:p>
     <w:p>
@@ -433,7 +433,7 @@
         </w:numPr>
       </w:pPr>
       <w:r>
-        <w:t xml:space="preserve">What circuit does</w:t>
+        <w:t xml:space="preserve">What the circuit does</w:t>
       </w:r>
     </w:p>
     <w:p>

--- a/labs/lab3/writing-template.docx
+++ b/labs/lab3/writing-template.docx
@@ -26,7 +26,7 @@
         <w:t xml:space="preserve">Name:</w:t>
       </w:r>
     </w:p>
-    <w:bookmarkStart w:id="33" w:name="electrical-schematics"/>
+    <w:bookmarkStart w:id="22" w:name="electrical-schematics"/>
     <w:p>
       <w:pPr>
         <w:pStyle w:val="Heading2"/>
@@ -48,7 +48,7 @@
       <w:tr>
         <w:tc>
           <w:tcPr/>
-          <w:bookmarkStart w:id="23" w:name="fig-inv-op-amp-schematic"/>
+          <w:bookmarkStart w:id="12" w:name="fig-inv-op-amp-schematic"/>
           <w:p>
             <w:pPr>
               <w:pStyle w:val="Compact"/>
@@ -59,18 +59,18 @@
                 <wp:inline>
                   <wp:extent cx="5334000" cy="3413525"/>
                   <wp:effectExtent b="0" l="0" r="0" t="0"/>
-                  <wp:docPr descr="" title="" id="21" name="Picture"/>
+                  <wp:docPr descr="" title="" id="10" name="Picture"/>
                   <a:graphic>
                     <a:graphicData uri="http://schemas.openxmlformats.org/drawingml/2006/picture">
                       <pic:pic>
                         <pic:nvPicPr>
-                          <pic:cNvPr descr="./img/invertingoffsetamp.png" id="22" name="Picture"/>
+                          <pic:cNvPr descr="./img/invertingoffsetamp.png" id="11" name="Picture"/>
                           <pic:cNvPicPr>
                             <a:picLocks noChangeArrowheads="1" noChangeAspect="1"/>
                           </pic:cNvPicPr>
                         </pic:nvPicPr>
                         <pic:blipFill>
-                          <a:blip r:embed="rId20"/>
+                          <a:blip r:embed="rId9"/>
                           <a:stretch>
                             <a:fillRect/>
                           </a:stretch>
@@ -110,7 +110,7 @@
               <w:t xml:space="preserve">Figure 1: Placeholder schematic for inverting offset amplifier circuit. Replace with yours.</w:t>
             </w:r>
           </w:p>
-          <w:bookmarkEnd w:id="23"/>
+          <w:bookmarkEnd w:id="12"/>
         </w:tc>
       </w:tr>
     </w:tbl>
@@ -185,7 +185,7 @@
       <w:tr>
         <w:tc>
           <w:tcPr/>
-          <w:bookmarkStart w:id="28" w:name="fig-555-timer-schematic"/>
+          <w:bookmarkStart w:id="17" w:name="fig-555-timer-schematic"/>
           <w:p>
             <w:pPr>
               <w:pStyle w:val="Compact"/>
@@ -196,18 +196,18 @@
                 <wp:inline>
                   <wp:extent cx="5334000" cy="4163961"/>
                   <wp:effectExtent b="0" l="0" r="0" t="0"/>
-                  <wp:docPr descr="" title="" id="25" name="Picture"/>
+                  <wp:docPr descr="" title="" id="14" name="Picture"/>
                   <a:graphic>
                     <a:graphicData uri="http://schemas.openxmlformats.org/drawingml/2006/picture">
                       <pic:pic>
                         <pic:nvPicPr>
-                          <pic:cNvPr descr="./img/555-timer-example-schematic.png" id="26" name="Picture"/>
+                          <pic:cNvPr descr="./img/555-timer-example-schematic.png" id="15" name="Picture"/>
                           <pic:cNvPicPr>
                             <a:picLocks noChangeArrowheads="1" noChangeAspect="1"/>
                           </pic:cNvPicPr>
                         </pic:nvPicPr>
                         <pic:blipFill>
-                          <a:blip r:embed="rId24"/>
+                          <a:blip r:embed="rId13"/>
                           <a:stretch>
                             <a:fillRect/>
                           </a:stretch>
@@ -249,7 +249,7 @@
             <w:r>
               <w:t xml:space="preserve"> </w:t>
             </w:r>
-            <w:hyperlink r:id="rId27">
+            <w:hyperlink r:id="rId16">
               <w:r>
                 <w:rPr>
                   <w:rStyle w:val="Hyperlink"/>
@@ -261,7 +261,7 @@
               <w:t xml:space="preserve">. Replace with yours.</w:t>
             </w:r>
           </w:p>
-          <w:bookmarkEnd w:id="28"/>
+          <w:bookmarkEnd w:id="17"/>
         </w:tc>
       </w:tr>
     </w:tbl>
@@ -336,7 +336,7 @@
       <w:tr>
         <w:tc>
           <w:tcPr/>
-          <w:bookmarkStart w:id="32" w:name="fig-transimpedance-amplifier-schematic"/>
+          <w:bookmarkStart w:id="21" w:name="fig-transimpedance-amplifier-schematic"/>
           <w:p>
             <w:pPr>
               <w:pStyle w:val="Compact"/>
@@ -347,18 +347,18 @@
                 <wp:inline>
                   <wp:extent cx="3958137" cy="1668939"/>
                   <wp:effectExtent b="0" l="0" r="0" t="0"/>
-                  <wp:docPr descr="" title="" id="30" name="Picture"/>
+                  <wp:docPr descr="" title="" id="19" name="Picture"/>
                   <a:graphic>
                     <a:graphicData uri="http://schemas.openxmlformats.org/drawingml/2006/picture">
                       <pic:pic>
                         <pic:nvPicPr>
-                          <pic:cNvPr descr="./img/transimpedance_3.png" id="31" name="Picture"/>
+                          <pic:cNvPr descr="./img/transimpedance_3.png" id="20" name="Picture"/>
                           <pic:cNvPicPr>
                             <a:picLocks noChangeArrowheads="1" noChangeAspect="1"/>
                           </pic:cNvPicPr>
                         </pic:nvPicPr>
                         <pic:blipFill>
-                          <a:blip r:embed="rId29"/>
+                          <a:blip r:embed="rId18"/>
                           <a:stretch>
                             <a:fillRect/>
                           </a:stretch>
@@ -398,7 +398,7 @@
               <w:t xml:space="preserve">Figure 3: Placeholder schematic for transimpedance amplifier circuit. Replace with yours.</w:t>
             </w:r>
           </w:p>
-          <w:bookmarkEnd w:id="32"/>
+          <w:bookmarkEnd w:id="21"/>
         </w:tc>
       </w:tr>
     </w:tbl>
@@ -460,7 +460,7 @@
         <w:t xml:space="preserve">Choice of components and values</w:t>
       </w:r>
     </w:p>
-    <w:bookmarkEnd w:id="33"/>
+    <w:bookmarkEnd w:id="22"/>
     <w:sectPr>
       <w:footnotePr>
         <w:numRestart w:val="eachSect"/>
@@ -694,10 +694,10 @@
   <w:docDefaults>
     <w:rPrDefault>
       <w:rPr>
-        <w:rFonts w:asciiTheme="minorHAnsi" w:cstheme="minorBidi" w:eastAsiaTheme="minorHAnsi" w:hAnsiTheme="minorHAnsi"/>
+        <w:rFonts w:asciiTheme="minorHAnsi" w:cstheme="minorBidi" w:eastAsiaTheme="minorEastAsia" w:hAnsiTheme="minorHAnsi"/>
         <w:sz w:val="24"/>
         <w:szCs w:val="24"/>
-        <w:lang w:bidi="ar-SA" w:eastAsia="en-US" w:val="en-US"/>
+        <w:lang w:bidi="ar-SA" w:eastAsia="zh-CN" w:val="en-US"/>
       </w:rPr>
     </w:rPrDefault>
     <w:pPrDefault>
@@ -1238,13 +1238,6 @@
       </w:tblCellMar>
     </w:tblPr>
     <w:tblStylePr w:type="firstRow">
-      <w:tblPr>
-        <w:jc w:val="left"/>
-        <w:tblInd w:type="dxa" w:w="0"/>
-      </w:tblPr>
-      <w:trPr>
-        <w:jc w:val="left"/>
-      </w:trPr>
       <w:tcPr>
         <w:tcBorders>
           <w:bottom w:val="single"/>
